--- a/tests/org.obeonetwork.m2doc.tests/resources/linkServices/asBookmarkTextRefNoBookmark/asBookmarkTextRefNoBookmark-expected-generation.docx
+++ b/tests/org.obeonetwork.m2doc.tests/resources/linkServices/asBookmarkTextRefNoBookmark/asBookmarkTextRefNoBookmark-expected-generation.docx
@@ -48,23 +48,23 @@
         <w:t>dangling reference for bookmark Art1</w:t>
       </w:r>
       <w:r/>
-      <w:r w:rsidR="3368B4F8F7E444C183E4B1ED61EFD45A">
+      <w:r w:rsidR="752A4EEA01244E989A83EC0E4170C3F5">
         <w:fldChar w:fldCharType="begin"/>
       </w:r>
-      <w:r w:rsidR="3368B4F8F7E444C183E4B1ED61EFD45A">
+      <w:r w:rsidR="752A4EEA01244E989A83EC0E4170C3F5">
         <w:instrText xml:space="preserve"> REF Art1 \h </w:instrText>
       </w:r>
-      <w:r w:rsidR="3368B4F8F7E444C183E4B1ED61EFD45A">
+      <w:r w:rsidR="752A4EEA01244E989A83EC0E4170C3F5">
         <w:fldChar w:fldCharType="separate"/>
       </w:r>
-      <w:r w:rsidR="3368B4F8F7E444C183E4B1ED61EFD45A">
+      <w:r w:rsidR="752A4EEA01244E989A83EC0E4170C3F5">
         <w:rPr>
           <w:noProof/>
           <w:b w:val="on"/>
         </w:rPr>
         <w:t xsi:nil="true"/>
       </w:r>
-      <w:r w:rsidR="3368B4F8F7E444C183E4B1ED61EFD45A">
+      <w:r w:rsidR="752A4EEA01244E989A83EC0E4170C3F5">
         <w:fldChar w:fldCharType="end"/>
       </w:r>
     </w:p>

--- a/tests/org.obeonetwork.m2doc.tests/resources/linkServices/asBookmarkTextRefNoBookmark/asBookmarkTextRefNoBookmark-expected-generation.docx
+++ b/tests/org.obeonetwork.m2doc.tests/resources/linkServices/asBookmarkTextRefNoBookmark/asBookmarkTextRefNoBookmark-expected-generation.docx
@@ -48,23 +48,23 @@
         <w:t>dangling reference for bookmark Art1</w:t>
       </w:r>
       <w:r/>
-      <w:r w:rsidR="3368B4F8F7E444C183E4B1ED61EFD45A">
+      <w:r w:rsidR="242416361DE34023AF1F666BF4EE08B1">
         <w:fldChar w:fldCharType="begin"/>
       </w:r>
-      <w:r w:rsidR="3368B4F8F7E444C183E4B1ED61EFD45A">
+      <w:r w:rsidR="242416361DE34023AF1F666BF4EE08B1">
         <w:instrText xml:space="preserve"> REF Art1 \h </w:instrText>
       </w:r>
-      <w:r w:rsidR="3368B4F8F7E444C183E4B1ED61EFD45A">
+      <w:r w:rsidR="242416361DE34023AF1F666BF4EE08B1">
         <w:fldChar w:fldCharType="separate"/>
       </w:r>
-      <w:r w:rsidR="3368B4F8F7E444C183E4B1ED61EFD45A">
+      <w:r w:rsidR="242416361DE34023AF1F666BF4EE08B1">
         <w:rPr>
           <w:noProof/>
           <w:b w:val="on"/>
         </w:rPr>
         <w:t xsi:nil="true"/>
       </w:r>
-      <w:r w:rsidR="3368B4F8F7E444C183E4B1ED61EFD45A">
+      <w:r w:rsidR="242416361DE34023AF1F666BF4EE08B1">
         <w:fldChar w:fldCharType="end"/>
       </w:r>
     </w:p>
